--- a/spa/docx/54.content.docx
+++ b/spa/docx/54.content.docx
@@ -295,6 +295,21 @@
           <w:b/>
           <w:lang w:val="es_ES" w:bidi="es_ES"/>
         </w:rPr>
+        <w:t>μόνῳ Θεῷ</w:t>
+      </w:r>
+    </w:p>
+    <w:p>
+      <w:pPr/>
+      <w:r>
+        <w:rPr>
+          <w:lang w:val="es_ES" w:bidi="es_ES"/>
+        </w:rPr>
+      </w:r>
+      <w:r>
+        <w:rPr>
+          <w:b/>
+          <w:lang w:val="es_ES" w:bidi="es_ES"/>
+        </w:rPr>
         <w:t>"el único Dios"</w:t>
       </w:r>
     </w:p>
@@ -395,6 +410,21 @@
         <w:rPr>
           <w:lang w:val="es_ES" w:bidi="es_ES"/>
         </w:rPr>
+      </w:r>
+    </w:p>
+    <w:p>
+      <w:pPr/>
+      <w:r>
+        <w:rPr>
+          <w:lang w:val="es_ES" w:bidi="es_ES"/>
+        </w:rPr>
+      </w:r>
+      <w:r>
+        <w:rPr>
+          <w:b/>
+          <w:lang w:val="es_ES" w:bidi="es_ES"/>
+        </w:rPr>
+        <w:t>ὑμῶν</w:t>
       </w:r>
     </w:p>
     <w:p>

--- a/spa/docx/54.content.docx
+++ b/spa/docx/54.content.docx
@@ -28,22 +28,6 @@
       </w:r>
     </w:p>
     <w:p>
-      <w:pPr>
-        <w:pStyle w:val="Heading2"/>
-      </w:pPr>
-      <w:r>
-        <w:rPr>
-          <w:lang w:val="es_ES" w:bidi="es_ES"/>
-        </w:rPr>
-        <w:t>License Information</w:t>
-      </w:r>
-      <w:r>
-        <w:rPr>
-          <w:lang w:val="es_ES" w:bidi="es_ES"/>
-        </w:rPr>
-      </w:r>
-    </w:p>
-    <w:p>
       <w:pPr/>
       <w:r>
         <w:rPr>
@@ -55,86 +39,37 @@
           <w:b/>
           <w:lang w:val="es_ES" w:bidi="es_ES"/>
         </w:rPr>
-        <w:t>Notas de Traducción (unfoldingWord)</w:t>
-      </w:r>
-      <w:r>
-        <w:rPr>
-          <w:lang w:val="es_ES" w:bidi="es_ES"/>
-        </w:rPr>
-        <w:t xml:space="preserve"> (Spanish) is based on</w:t>
-      </w:r>
-      <w:r>
-        <w:rPr>
-          <w:lang w:val="es_ES" w:bidi="es_ES"/>
-        </w:rPr>
-        <w:t xml:space="preserve">: </w:t>
-      </w:r>
-      <w:r>
-        <w:rPr>
-          <w:lang w:val="es_ES" w:bidi="es_ES"/>
-        </w:rPr>
         <w:t>unfoldingWord® Translation Notes</w:t>
       </w:r>
       <w:r>
         <w:rPr>
           <w:lang w:val="es_ES" w:bidi="es_ES"/>
         </w:rPr>
-        <w:t xml:space="preserve">, </w:t>
-      </w:r>
-      <w:hyperlink r:id="rId13">
-        <w:r>
-          <w:rPr>
-            <w:lang w:val="es_ES" w:bidi="es_ES"/>
-          </w:rPr>
-          <w:rPr>
-            <w:color w:val="0000EE"/>
-            <w:u w:val="single"/>
-          </w:rPr>
-          <w:t>unfoldingWord</w:t>
-        </w:r>
-      </w:hyperlink>
-      <w:r>
-        <w:rPr>
-          <w:lang w:val="es_ES" w:bidi="es_ES"/>
-        </w:rPr>
-        <w:t xml:space="preserve">, 2022, which is licensed under a </w:t>
-      </w:r>
-      <w:hyperlink r:id="rId14">
-        <w:r>
-          <w:rPr>
-            <w:lang w:val="es_ES" w:bidi="es_ES"/>
-          </w:rPr>
-          <w:rPr>
-            <w:color w:val="0000EE"/>
-            <w:u w:val="single"/>
-          </w:rPr>
-          <w:t>CC BY-SA 4.0 license</w:t>
-        </w:r>
-      </w:hyperlink>
-      <w:r>
-        <w:rPr>
-          <w:lang w:val="es_ES" w:bidi="es_ES"/>
-        </w:rPr>
-        <w:t>.</w:t>
-      </w:r>
-      <w:r>
-        <w:rPr>
-          <w:lang w:val="es_ES" w:bidi="es_ES"/>
-        </w:rPr>
-      </w:r>
-    </w:p>
-    <w:p>
-      <w:pPr/>
-      <w:r>
-        <w:rPr>
-          <w:lang w:val="es_ES" w:bidi="es_ES"/>
-        </w:rPr>
-      </w:r>
-      <w:r>
-        <w:rPr>
-          <w:lang w:val="es_ES" w:bidi="es_ES"/>
-        </w:rPr>
-        <w:t>This PDF version is provided under the same license.</w:t>
+        <w:t xml:space="preserve"> © 2022 unfoldingWord. Released under CC BY-SA 4.0 license. </w:t>
+      </w:r>
+      <w:r>
+        <w:rPr>
+          <w:lang w:val="es_ES" w:bidi="es_ES"/>
+        </w:rPr>
+        <w:t>unfoldingWord® Translation Notes</w:t>
+      </w:r>
+      <w:r>
+        <w:rPr>
+          <w:lang w:val="es_ES" w:bidi="es_ES"/>
+        </w:rPr>
+        <w:t xml:space="preserve"> has been adapted in the following languages: Tok Pisin, Arabic (عربي), French (Français), Hindi (हिंदी), Indonesian (Bahasa Indonesia), Portuguese (Português), Russian (Русский), Spanish (Español), Swahili (Kiswahili), and Simplified Chinese (简体中文) from </w:t>
+      </w:r>
+      <w:r>
+        <w:rPr>
+          <w:lang w:val="es_ES" w:bidi="es_ES"/>
+        </w:rPr>
+        <w:t>unfoldingWord® Translation Notes</w:t>
+      </w:r>
+      <w:r>
+        <w:rPr>
+          <w:lang w:val="es_ES" w:bidi="es_ES"/>
+        </w:rPr>
+        <w:t xml:space="preserve"> © 2022 unfoldingWord. Released under CC BY-SA 4.0 license by Mission Mutual</w:t>
       </w:r>
       <w:r>
         <w:rPr>
@@ -295,7 +230,7 @@
           <w:b/>
           <w:lang w:val="es_ES" w:bidi="es_ES"/>
         </w:rPr>
-        <w:t>μόνῳ Θεῷ</w:t>
+        <w:t>"el único Dios"</w:t>
       </w:r>
     </w:p>
     <w:p>
@@ -307,30 +242,15 @@
       </w:r>
       <w:r>
         <w:rPr>
+          <w:lang w:val="es_ES" w:bidi="es_ES"/>
+        </w:rPr>
+        <w:t xml:space="preserve">Muchos manuscritos antiguos dicen </w:t>
+      </w:r>
+      <w:r>
+        <w:rPr>
           <w:b/>
           <w:lang w:val="es_ES" w:bidi="es_ES"/>
         </w:rPr>
-        <w:t>"el único Dios"</w:t>
-      </w:r>
-    </w:p>
-    <w:p>
-      <w:pPr/>
-      <w:r>
-        <w:rPr>
-          <w:lang w:val="es_ES" w:bidi="es_ES"/>
-        </w:rPr>
-      </w:r>
-      <w:r>
-        <w:rPr>
-          <w:lang w:val="es_ES" w:bidi="es_ES"/>
-        </w:rPr>
-        <w:t xml:space="preserve">Muchos manuscritos antiguos dicen </w:t>
-      </w:r>
-      <w:r>
-        <w:rPr>
-          <w:b/>
-          <w:lang w:val="es_ES" w:bidi="es_ES"/>
-        </w:rPr>
         <w:t>el único Dios</w:t>
       </w:r>
       <w:r>
@@ -339,7 +259,7 @@
         </w:rPr>
         <w:t xml:space="preserve">. La ULT sigue esa lectura. Otros manuscritos antiguos dicen “el único Dios sabio”. Es probable que las personas que copiaron estos manuscritos incluyeran accidental o intencionalmente la palabra “sabio” aquí debido a la frase similar “el único Dios sabio” en </w:t>
       </w:r>
-      <w:hyperlink r:id="rId15">
+      <w:hyperlink r:id="rId13">
         <w:r>
           <w:rPr>
             <w:lang w:val="es_ES" w:bidi="es_ES"/>
@@ -410,21 +330,6 @@
         <w:rPr>
           <w:lang w:val="es_ES" w:bidi="es_ES"/>
         </w:rPr>
-      </w:r>
-    </w:p>
-    <w:p>
-      <w:pPr/>
-      <w:r>
-        <w:rPr>
-          <w:lang w:val="es_ES" w:bidi="es_ES"/>
-        </w:rPr>
-      </w:r>
-      <w:r>
-        <w:rPr>
-          <w:b/>
-          <w:lang w:val="es_ES" w:bidi="es_ES"/>
-        </w:rPr>
-        <w:t>ὑμῶν</w:t>
       </w:r>
     </w:p>
     <w:p>

--- a/spa/docx/54.content.docx
+++ b/spa/docx/54.content.docx
@@ -28,6 +28,22 @@
       </w:r>
     </w:p>
     <w:p>
+      <w:pPr>
+        <w:pStyle w:val="Heading2"/>
+      </w:pPr>
+      <w:r>
+        <w:rPr>
+          <w:lang w:val="es_ES" w:bidi="es_ES"/>
+        </w:rPr>
+        <w:t>License Information</w:t>
+      </w:r>
+      <w:r>
+        <w:rPr>
+          <w:lang w:val="es_ES" w:bidi="es_ES"/>
+        </w:rPr>
+      </w:r>
+    </w:p>
+    <w:p>
       <w:pPr/>
       <w:r>
         <w:rPr>
@@ -39,37 +55,86 @@
           <w:b/>
           <w:lang w:val="es_ES" w:bidi="es_ES"/>
         </w:rPr>
+        <w:t>Notas de Traducción (unfoldingWord)</w:t>
+      </w:r>
+      <w:r>
+        <w:rPr>
+          <w:lang w:val="es_ES" w:bidi="es_ES"/>
+        </w:rPr>
+        <w:t xml:space="preserve"> (Spanish) is based on</w:t>
+      </w:r>
+      <w:r>
+        <w:rPr>
+          <w:lang w:val="es_ES" w:bidi="es_ES"/>
+        </w:rPr>
+        <w:t xml:space="preserve">: </w:t>
+      </w:r>
+      <w:r>
+        <w:rPr>
+          <w:lang w:val="es_ES" w:bidi="es_ES"/>
+        </w:rPr>
         <w:t>unfoldingWord® Translation Notes</w:t>
       </w:r>
       <w:r>
         <w:rPr>
           <w:lang w:val="es_ES" w:bidi="es_ES"/>
         </w:rPr>
-        <w:t xml:space="preserve"> © 2022 unfoldingWord. Released under CC BY-SA 4.0 license. </w:t>
-      </w:r>
-      <w:r>
-        <w:rPr>
-          <w:lang w:val="es_ES" w:bidi="es_ES"/>
-        </w:rPr>
-        <w:t>unfoldingWord® Translation Notes</w:t>
-      </w:r>
-      <w:r>
-        <w:rPr>
-          <w:lang w:val="es_ES" w:bidi="es_ES"/>
-        </w:rPr>
-        <w:t xml:space="preserve"> has been adapted in the following languages: Tok Pisin, Arabic (عربي), French (Français), Hindi (हिंदी), Indonesian (Bahasa Indonesia), Portuguese (Português), Russian (Русский), Spanish (Español), Swahili (Kiswahili), and Simplified Chinese (简体中文) from </w:t>
-      </w:r>
-      <w:r>
-        <w:rPr>
-          <w:lang w:val="es_ES" w:bidi="es_ES"/>
-        </w:rPr>
-        <w:t>unfoldingWord® Translation Notes</w:t>
-      </w:r>
-      <w:r>
-        <w:rPr>
-          <w:lang w:val="es_ES" w:bidi="es_ES"/>
-        </w:rPr>
-        <w:t xml:space="preserve"> © 2022 unfoldingWord. Released under CC BY-SA 4.0 license by Mission Mutual</w:t>
+        <w:t xml:space="preserve">, </w:t>
+      </w:r>
+      <w:hyperlink r:id="rId13">
+        <w:r>
+          <w:rPr>
+            <w:lang w:val="es_ES" w:bidi="es_ES"/>
+          </w:rPr>
+          <w:rPr>
+            <w:color w:val="0000EE"/>
+            <w:u w:val="single"/>
+          </w:rPr>
+          <w:t>unfoldingWord</w:t>
+        </w:r>
+      </w:hyperlink>
+      <w:r>
+        <w:rPr>
+          <w:lang w:val="es_ES" w:bidi="es_ES"/>
+        </w:rPr>
+        <w:t xml:space="preserve">, 2022, which is licensed under a </w:t>
+      </w:r>
+      <w:hyperlink r:id="rId14">
+        <w:r>
+          <w:rPr>
+            <w:lang w:val="es_ES" w:bidi="es_ES"/>
+          </w:rPr>
+          <w:rPr>
+            <w:color w:val="0000EE"/>
+            <w:u w:val="single"/>
+          </w:rPr>
+          <w:t>CC BY-SA 4.0 license</w:t>
+        </w:r>
+      </w:hyperlink>
+      <w:r>
+        <w:rPr>
+          <w:lang w:val="es_ES" w:bidi="es_ES"/>
+        </w:rPr>
+        <w:t>.</w:t>
+      </w:r>
+      <w:r>
+        <w:rPr>
+          <w:lang w:val="es_ES" w:bidi="es_ES"/>
+        </w:rPr>
+      </w:r>
+    </w:p>
+    <w:p>
+      <w:pPr/>
+      <w:r>
+        <w:rPr>
+          <w:lang w:val="es_ES" w:bidi="es_ES"/>
+        </w:rPr>
+      </w:r>
+      <w:r>
+        <w:rPr>
+          <w:lang w:val="es_ES" w:bidi="es_ES"/>
+        </w:rPr>
+        <w:t>This PDF version is provided under the same license.</w:t>
       </w:r>
       <w:r>
         <w:rPr>
@@ -230,7 +295,7 @@
           <w:b/>
           <w:lang w:val="es_ES" w:bidi="es_ES"/>
         </w:rPr>
-        <w:t>"el único Dios"</w:t>
+        <w:t>μόνῳ Θεῷ</w:t>
       </w:r>
     </w:p>
     <w:p>
@@ -242,6 +307,21 @@
       </w:r>
       <w:r>
         <w:rPr>
+          <w:b/>
+          <w:lang w:val="es_ES" w:bidi="es_ES"/>
+        </w:rPr>
+        <w:t>"el único Dios"</w:t>
+      </w:r>
+    </w:p>
+    <w:p>
+      <w:pPr/>
+      <w:r>
+        <w:rPr>
+          <w:lang w:val="es_ES" w:bidi="es_ES"/>
+        </w:rPr>
+      </w:r>
+      <w:r>
+        <w:rPr>
           <w:lang w:val="es_ES" w:bidi="es_ES"/>
         </w:rPr>
         <w:t xml:space="preserve">Muchos manuscritos antiguos dicen </w:t>
@@ -259,7 +339,7 @@
         </w:rPr>
         <w:t xml:space="preserve">. La ULT sigue esa lectura. Otros manuscritos antiguos dicen “el único Dios sabio”. Es probable que las personas que copiaron estos manuscritos incluyeran accidental o intencionalmente la palabra “sabio” aquí debido a la frase similar “el único Dios sabio” en </w:t>
       </w:r>
-      <w:hyperlink r:id="rId13">
+      <w:hyperlink r:id="rId15">
         <w:r>
           <w:rPr>
             <w:lang w:val="es_ES" w:bidi="es_ES"/>
@@ -330,6 +410,21 @@
         <w:rPr>
           <w:lang w:val="es_ES" w:bidi="es_ES"/>
         </w:rPr>
+      </w:r>
+    </w:p>
+    <w:p>
+      <w:pPr/>
+      <w:r>
+        <w:rPr>
+          <w:lang w:val="es_ES" w:bidi="es_ES"/>
+        </w:rPr>
+      </w:r>
+      <w:r>
+        <w:rPr>
+          <w:b/>
+          <w:lang w:val="es_ES" w:bidi="es_ES"/>
+        </w:rPr>
+        <w:t>ὑμῶν</w:t>
       </w:r>
     </w:p>
     <w:p>

--- a/spa/docx/54.content.docx
+++ b/spa/docx/54.content.docx
@@ -230,6 +230,21 @@
           <w:b/>
           <w:lang w:val="es_ES" w:bidi="es_ES"/>
         </w:rPr>
+        <w:t>μόνῳ Θεῷ</w:t>
+      </w:r>
+    </w:p>
+    <w:p>
+      <w:pPr/>
+      <w:r>
+        <w:rPr>
+          <w:lang w:val="es_ES" w:bidi="es_ES"/>
+        </w:rPr>
+      </w:r>
+      <w:r>
+        <w:rPr>
+          <w:b/>
+          <w:lang w:val="es_ES" w:bidi="es_ES"/>
+        </w:rPr>
         <w:t>"el único Dios"</w:t>
       </w:r>
     </w:p>
@@ -330,6 +345,21 @@
         <w:rPr>
           <w:lang w:val="es_ES" w:bidi="es_ES"/>
         </w:rPr>
+      </w:r>
+    </w:p>
+    <w:p>
+      <w:pPr/>
+      <w:r>
+        <w:rPr>
+          <w:lang w:val="es_ES" w:bidi="es_ES"/>
+        </w:rPr>
+      </w:r>
+      <w:r>
+        <w:rPr>
+          <w:b/>
+          <w:lang w:val="es_ES" w:bidi="es_ES"/>
+        </w:rPr>
+        <w:t>ὑμῶν</w:t>
       </w:r>
     </w:p>
     <w:p>

--- a/spa/docx/54.content.docx
+++ b/spa/docx/54.content.docx
@@ -28,22 +28,6 @@
       </w:r>
     </w:p>
     <w:p>
-      <w:pPr>
-        <w:pStyle w:val="Heading2"/>
-      </w:pPr>
-      <w:r>
-        <w:rPr>
-          <w:lang w:val="es_ES" w:bidi="es_ES"/>
-        </w:rPr>
-        <w:t>License Information</w:t>
-      </w:r>
-      <w:r>
-        <w:rPr>
-          <w:lang w:val="es_ES" w:bidi="es_ES"/>
-        </w:rPr>
-      </w:r>
-    </w:p>
-    <w:p>
       <w:pPr/>
       <w:r>
         <w:rPr>
@@ -55,86 +39,37 @@
           <w:b/>
           <w:lang w:val="es_ES" w:bidi="es_ES"/>
         </w:rPr>
-        <w:t>Notas de Traducción (unfoldingWord)</w:t>
-      </w:r>
-      <w:r>
-        <w:rPr>
-          <w:lang w:val="es_ES" w:bidi="es_ES"/>
-        </w:rPr>
-        <w:t xml:space="preserve"> (Spanish) is based on</w:t>
-      </w:r>
-      <w:r>
-        <w:rPr>
-          <w:lang w:val="es_ES" w:bidi="es_ES"/>
-        </w:rPr>
-        <w:t xml:space="preserve">: </w:t>
-      </w:r>
-      <w:r>
-        <w:rPr>
-          <w:lang w:val="es_ES" w:bidi="es_ES"/>
-        </w:rPr>
         <w:t>unfoldingWord® Translation Notes</w:t>
       </w:r>
       <w:r>
         <w:rPr>
           <w:lang w:val="es_ES" w:bidi="es_ES"/>
         </w:rPr>
-        <w:t xml:space="preserve">, </w:t>
-      </w:r>
-      <w:hyperlink r:id="rId13">
-        <w:r>
-          <w:rPr>
-            <w:lang w:val="es_ES" w:bidi="es_ES"/>
-          </w:rPr>
-          <w:rPr>
-            <w:color w:val="0000EE"/>
-            <w:u w:val="single"/>
-          </w:rPr>
-          <w:t>unfoldingWord</w:t>
-        </w:r>
-      </w:hyperlink>
-      <w:r>
-        <w:rPr>
-          <w:lang w:val="es_ES" w:bidi="es_ES"/>
-        </w:rPr>
-        <w:t xml:space="preserve">, 2022, which is licensed under a </w:t>
-      </w:r>
-      <w:hyperlink r:id="rId14">
-        <w:r>
-          <w:rPr>
-            <w:lang w:val="es_ES" w:bidi="es_ES"/>
-          </w:rPr>
-          <w:rPr>
-            <w:color w:val="0000EE"/>
-            <w:u w:val="single"/>
-          </w:rPr>
-          <w:t>CC BY-SA 4.0 license</w:t>
-        </w:r>
-      </w:hyperlink>
-      <w:r>
-        <w:rPr>
-          <w:lang w:val="es_ES" w:bidi="es_ES"/>
-        </w:rPr>
-        <w:t>.</w:t>
-      </w:r>
-      <w:r>
-        <w:rPr>
-          <w:lang w:val="es_ES" w:bidi="es_ES"/>
-        </w:rPr>
-      </w:r>
-    </w:p>
-    <w:p>
-      <w:pPr/>
-      <w:r>
-        <w:rPr>
-          <w:lang w:val="es_ES" w:bidi="es_ES"/>
-        </w:rPr>
-      </w:r>
-      <w:r>
-        <w:rPr>
-          <w:lang w:val="es_ES" w:bidi="es_ES"/>
-        </w:rPr>
-        <w:t>This PDF version is provided under the same license.</w:t>
+        <w:t xml:space="preserve"> © 2022 unfoldingWord. Released under CC BY-SA 4.0 license. </w:t>
+      </w:r>
+      <w:r>
+        <w:rPr>
+          <w:lang w:val="es_ES" w:bidi="es_ES"/>
+        </w:rPr>
+        <w:t>unfoldingWord® Translation Notes</w:t>
+      </w:r>
+      <w:r>
+        <w:rPr>
+          <w:lang w:val="es_ES" w:bidi="es_ES"/>
+        </w:rPr>
+        <w:t xml:space="preserve"> has been adapted in the following languages: Tok Pisin, Arabic (عربي), French (Français), Hindi (हिंदी), Indonesian (Bahasa Indonesia), Portuguese (Português), Russian (Русский), Spanish (Español), Swahili (Kiswahili), and Simplified Chinese (简体中文) from </w:t>
+      </w:r>
+      <w:r>
+        <w:rPr>
+          <w:lang w:val="es_ES" w:bidi="es_ES"/>
+        </w:rPr>
+        <w:t>unfoldingWord® Translation Notes</w:t>
+      </w:r>
+      <w:r>
+        <w:rPr>
+          <w:lang w:val="es_ES" w:bidi="es_ES"/>
+        </w:rPr>
+        <w:t xml:space="preserve"> © 2022 unfoldingWord. Released under CC BY-SA 4.0 license by Mission Mutual</w:t>
       </w:r>
       <w:r>
         <w:rPr>
@@ -339,7 +274,7 @@
         </w:rPr>
         <w:t xml:space="preserve">. La ULT sigue esa lectura. Otros manuscritos antiguos dicen “el único Dios sabio”. Es probable que las personas que copiaron estos manuscritos incluyeran accidental o intencionalmente la palabra “sabio” aquí debido a la frase similar “el único Dios sabio” en </w:t>
       </w:r>
-      <w:hyperlink r:id="rId15">
+      <w:hyperlink r:id="rId13">
         <w:r>
           <w:rPr>
             <w:lang w:val="es_ES" w:bidi="es_ES"/>

--- a/spa/docx/54.content.docx
+++ b/spa/docx/54.content.docx
@@ -141,13 +141,6 @@
         <w:rPr>
           <w:lang w:val="es_ES" w:bidi="es_ES"/>
         </w:rPr>
-      </w:r>
-      <w:r>
-        <w:rPr>
-          <w:i/>
-          <w:lang w:val="es_ES" w:bidi="es_ES"/>
-        </w:rPr>
-        <w:t>1 Timoteo 1:17 (#4), 1 Timoteo 6:21 (#6)</w:t>
       </w:r>
       <w:r>
         <w:rPr>

--- a/spa/docx/54.content.docx
+++ b/spa/docx/54.content.docx
@@ -146,19 +146,6 @@
         <w:rPr>
           <w:lang w:val="es_ES" w:bidi="es_ES"/>
         </w:rPr>
-      </w:r>
-    </w:p>
-    <w:p>
-      <w:pPr/>
-      <w:r>
-        <w:rPr>
-          <w:lang w:val="es_ES" w:bidi="es_ES"/>
-        </w:rPr>
-      </w:r>
-      <w:r>
-        <w:rPr>
-          <w:lang w:val="es_ES" w:bidi="es_ES"/>
-        </w:rPr>
         <w:t xml:space="preserve"> </w:t>
       </w:r>
       <w:r>
@@ -209,21 +196,6 @@
         <w:rPr>
           <w:lang w:val="es_ES" w:bidi="es_ES"/>
         </w:rPr>
-      </w:r>
-    </w:p>
-    <w:p>
-      <w:pPr/>
-      <w:r>
-        <w:rPr>
-          <w:lang w:val="es_ES" w:bidi="es_ES"/>
-        </w:rPr>
-      </w:r>
-      <w:r>
-        <w:rPr>
-          <w:b/>
-          <w:lang w:val="es_ES" w:bidi="es_ES"/>
-        </w:rPr>
-        <w:t>μόνῳ Θεῷ</w:t>
       </w:r>
     </w:p>
     <w:p>
@@ -338,21 +310,6 @@
         <w:rPr>
           <w:lang w:val="es_ES" w:bidi="es_ES"/>
         </w:rPr>
-      </w:r>
-    </w:p>
-    <w:p>
-      <w:pPr/>
-      <w:r>
-        <w:rPr>
-          <w:lang w:val="es_ES" w:bidi="es_ES"/>
-        </w:rPr>
-      </w:r>
-      <w:r>
-        <w:rPr>
-          <w:b/>
-          <w:lang w:val="es_ES" w:bidi="es_ES"/>
-        </w:rPr>
-        <w:t>ὑμῶν</w:t>
       </w:r>
     </w:p>
     <w:p>

--- a/spa/docx/54.content.docx
+++ b/spa/docx/54.content.docx
@@ -19,7 +19,7 @@
         <w:rPr>
           <w:lang w:val="es_ES" w:bidi="es_ES"/>
         </w:rPr>
-        <w:t>Resource: Notas de Traducción (unfoldingWord)</w:t>
+        <w:t>Resource: unfoldingWord® Translation Notes</w:t>
       </w:r>
       <w:r>
         <w:rPr>
@@ -90,7 +90,7 @@
         <w:rPr>
           <w:lang w:val="es_ES" w:bidi="es_ES"/>
         </w:rPr>
-        <w:t>Notas de Traducción (unfoldingWord)</w:t>
+        <w:t>unfoldingWord® Translation Notes</w:t>
       </w:r>
     </w:p>
     <w:p>

--- a/spa/docx/54.content.docx
+++ b/spa/docx/54.content.docx
@@ -210,6 +210,21 @@
           <w:b/>
           <w:lang w:val="es_ES" w:bidi="es_ES"/>
         </w:rPr>
+        <w:t>μόνῳ Θεῷ</w:t>
+      </w:r>
+    </w:p>
+    <w:p>
+      <w:pPr/>
+      <w:r>
+        <w:rPr>
+          <w:lang w:val="es_ES" w:bidi="es_ES"/>
+        </w:rPr>
+      </w:r>
+      <w:r>
+        <w:rPr>
+          <w:b/>
+          <w:lang w:val="es_ES" w:bidi="es_ES"/>
+        </w:rPr>
         <w:t>"el único Dios"</w:t>
       </w:r>
     </w:p>
@@ -310,6 +325,21 @@
         <w:rPr>
           <w:lang w:val="es_ES" w:bidi="es_ES"/>
         </w:rPr>
+      </w:r>
+    </w:p>
+    <w:p>
+      <w:pPr/>
+      <w:r>
+        <w:rPr>
+          <w:lang w:val="es_ES" w:bidi="es_ES"/>
+        </w:rPr>
+      </w:r>
+      <w:r>
+        <w:rPr>
+          <w:b/>
+          <w:lang w:val="es_ES" w:bidi="es_ES"/>
+        </w:rPr>
+        <w:t>ὑμῶν</w:t>
       </w:r>
     </w:p>
     <w:p>
